--- a/submission-report.docx
+++ b/submission-report.docx
@@ -19,7 +19,7 @@
         </w:numPr>
       </w:pPr>
       <w:r>
-        <w:t xml:space="preserve">Submission generated at 08/31/2026 at 19:55:44</w:t>
+        <w:t xml:space="preserve">Submission generated at 09/01/2026 at 18:56:42</w:t>
       </w:r>
     </w:p>
     <w:p>
@@ -135,7 +135,7 @@
         </w:numPr>
       </w:pPr>
       <w:r>
-        <w:t xml:space="preserve">Class: CS452-001</w:t>
+        <w:t xml:space="preserve">Class: CS425-001</w:t>
       </w:r>
     </w:p>
     <w:bookmarkStart w:id="23" w:name="known-bugs-or-issues"/>
@@ -176,7 +176,7 @@
         <w:t xml:space="preserve"> </w:t>
       </w:r>
       <w:r>
-        <w:t xml:space="preserve">lab in C. I have experince in C from previously taking the CS253 course. The testing</w:t>
+        <w:t xml:space="preserve">lab in C. I have experience in C from previously taking the CS253 course. The testing</w:t>
       </w:r>
       <w:r>
         <w:t xml:space="preserve"> </w:t>
@@ -194,13 +194,26 @@
         <w:t xml:space="preserve"> </w:t>
       </w:r>
       <w:r>
-        <w:t xml:space="preserve">recognize these types of issues in future projects.</w:t>
-      </w:r>
-      <w:r>
-        <w:t xml:space="preserve"> </w:t>
-      </w:r>
-      <w:r>
-        <w:t xml:space="preserve">—</w:t>
+        <w:t xml:space="preserve">recognize these types of issues in future projects, and it was a good refresher for</w:t>
+      </w:r>
+      <w:r>
+        <w:t xml:space="preserve"> </w:t>
+      </w:r>
+      <w:r>
+        <w:t xml:space="preserve">the C programming language. Memory management is a main feature of C and can be difficult</w:t>
+      </w:r>
+      <w:r>
+        <w:t xml:space="preserve"> </w:t>
+      </w:r>
+      <w:r>
+        <w:t xml:space="preserve">to work with, but this lab will help me know what to look for.</w:t>
+      </w:r>
+    </w:p>
+    <w:p>
+      <w:r>
+        <w:pict>
+          <v:rect style="width:0;height:1.5pt" o:hralign="center" o:hrstd="t" o:hr="t"/>
+        </w:pict>
       </w:r>
     </w:p>
     <w:bookmarkEnd w:id="24"/>
@@ -8017,7 +8030,7 @@
         <w:pStyle w:val="FirstParagraph"/>
       </w:pPr>
       <w:r>
-        <w:t xml:space="preserve">Report generated on 08/31/2026 at 19:55:45</w:t>
+        <w:t xml:space="preserve">Report generated on 09/01/2026 at 18:56:44</w:t>
       </w:r>
     </w:p>
     <w:p>
@@ -8042,7 +8055,7 @@
         <w:pStyle w:val="FirstParagraph"/>
       </w:pPr>
       <w:r>
-        <w:t xml:space="preserve">SHA-256 Hash of the report: f8aa710e3bc331dbe79830dc818f6ae55fdff8d5bf054b31c951a4cbfd1e0eaf</w:t>
+        <w:t xml:space="preserve">SHA-256 Hash of the report: b7c70db35804fb5d0727917fcb4fc9e550cd7d1725b9c565905b76875a5292ea</w:t>
       </w:r>
     </w:p>
     <w:p>
